--- a/a7/packages/A7 Unit 3 - Exponents and Scientific Notation/Lessons/3.08/A7 3.08 Writing Large Numbers in Scientific Notation - Lesson Plan.docx
+++ b/a7/packages/A7 Unit 3 - Exponents and Scientific Notation/Lessons/3.08/A7 3.08 Writing Large Numbers in Scientific Notation - Lesson Plan.docx
@@ -1585,7 +1585,7 @@
                 <w:color w:val="1A1A1A"/>
                 <w:sz w:val="19"/>
               </w:rPr>
-              <w:t>Post the target; say the 'today' line and nothing else yet.</w:t>
+              <w:t>Post the target; say the one line the Teacher's Edition gives for it, and nothing else yet.</w:t>
             </w:r>
           </w:p>
         </w:tc>

--- a/a7/packages/A7 Unit 3 - Exponents and Scientific Notation/Lessons/3.08/A7 3.08 Writing Large Numbers in Scientific Notation - Lesson Plan.docx
+++ b/a7/packages/A7 Unit 3 - Exponents and Scientific Notation/Lessons/3.08/A7 3.08 Writing Large Numbers in Scientific Notation - Lesson Plan.docx
@@ -3254,7 +3254,7 @@
                 <w:color w:val="1A1A1A"/>
                 <w:sz w:val="20"/>
               </w:rPr>
-              <w:t>Marcus writes 20 × 10</w:t>
+              <w:t>Marcus writes 70 × 10</w:t>
             </w:r>
             <w:r>
               <w:rPr>
@@ -3264,7 +3264,7 @@
                 <w:sz w:val="20"/>
                 <w:vertAlign w:val="superscript"/>
               </w:rPr>
-              <w:t>5</w:t>
+              <w:t>6</w:t>
             </w:r>
             <w:r>
               <w:rPr>
@@ -3273,7 +3273,7 @@
                 <w:color w:val="1A1A1A"/>
                 <w:sz w:val="20"/>
               </w:rPr>
-              <w:t>. It equals 2,000,000 but it is not scientific notation. What work is the coefficient rule doing?</w:t>
+              <w:t>. It equals 70,000,000 but it is not scientific notation. What work is the coefficient rule doing?</w:t>
             </w:r>
           </w:p>
         </w:tc>
@@ -4861,7 +4861,7 @@
             <w:r>
               <w:drawing>
                 <wp:inline xmlns:a="http://schemas.openxmlformats.org/drawingml/2006/main" xmlns:pic="http://schemas.openxmlformats.org/drawingml/2006/picture">
-                  <wp:extent cx="569976" cy="149352"/>
+                  <wp:extent cx="569976" cy="146304"/>
                   <wp:docPr id="6" name="Picture 6"/>
                   <wp:cNvGraphicFramePr>
                     <a:graphicFrameLocks noChangeAspect="1"/>
@@ -4870,7 +4870,7 @@
                     <a:graphicData uri="http://schemas.openxmlformats.org/drawingml/2006/picture">
                       <pic:pic>
                         <pic:nvPicPr>
-                          <pic:cNvPr id="0" name="83aff52bc79bf020.png"/>
+                          <pic:cNvPr id="0" name="a9e074040f5e72d7.png"/>
                           <pic:cNvPicPr/>
                         </pic:nvPicPr>
                         <pic:blipFill>
@@ -4882,7 +4882,7 @@
                         <pic:spPr>
                           <a:xfrm>
                             <a:off x="0" y="0"/>
-                            <a:ext cx="569976" cy="149352"/>
+                            <a:ext cx="569976" cy="146304"/>
                           </a:xfrm>
                           <a:prstGeom prst="rect"/>
                         </pic:spPr>
@@ -4904,7 +4904,7 @@
             <w:r>
               <w:drawing>
                 <wp:inline xmlns:a="http://schemas.openxmlformats.org/drawingml/2006/main" xmlns:pic="http://schemas.openxmlformats.org/drawingml/2006/picture">
-                  <wp:extent cx="576072" cy="146304"/>
+                  <wp:extent cx="557784" cy="146304"/>
                   <wp:docPr id="7" name="Picture 7"/>
                   <wp:cNvGraphicFramePr>
                     <a:graphicFrameLocks noChangeAspect="1"/>
@@ -4913,7 +4913,7 @@
                     <a:graphicData uri="http://schemas.openxmlformats.org/drawingml/2006/picture">
                       <pic:pic>
                         <pic:nvPicPr>
-                          <pic:cNvPr id="0" name="1c08719732efe168.png"/>
+                          <pic:cNvPr id="0" name="31bf52db8a87dd87.png"/>
                           <pic:cNvPicPr/>
                         </pic:nvPicPr>
                         <pic:blipFill>
@@ -4925,7 +4925,7 @@
                         <pic:spPr>
                           <a:xfrm>
                             <a:off x="0" y="0"/>
-                            <a:ext cx="576072" cy="146304"/>
+                            <a:ext cx="557784" cy="146304"/>
                           </a:xfrm>
                           <a:prstGeom prst="rect"/>
                         </pic:spPr>
@@ -4973,7 +4973,7 @@
                 <w:color w:val="9E1B32"/>
                 <w:sz w:val="18"/>
               </w:rPr>
-              <w:t>400</w:t>
+              <w:t>50,000</w:t>
             </w:r>
           </w:p>
         </w:tc>
@@ -5004,7 +5004,7 @@
                 <w:color w:val="1A1A1A"/>
                 <w:sz w:val="18"/>
               </w:rPr>
-              <w:t>4 — coefficients only [8.NSO.1.4: both factors are compared]; 40 — 10</w:t>
+              <w:t>5 — coefficients only [8.NSO.1.4: both factors are compared]; 50 — 10</w:t>
             </w:r>
             <w:r>
               <w:rPr>
@@ -5014,7 +5014,7 @@
                 <w:sz w:val="18"/>
                 <w:vertAlign w:val="superscript"/>
               </w:rPr>
-              <w:t>2</w:t>
+              <w:t>4</w:t>
             </w:r>
             <w:r>
               <w:rPr>
@@ -5257,7 +5257,7 @@
                 <w:color w:val="1A1A1A"/>
                 <w:sz w:val="18"/>
               </w:rPr>
-              <w:t>Marcus writes 2,000,000 as 20 × 10</w:t>
+              <w:t>Marcus writes 70,000,000 as 70 × 10</w:t>
             </w:r>
             <w:r>
               <w:rPr>
@@ -5267,7 +5267,7 @@
                 <w:sz w:val="18"/>
                 <w:vertAlign w:val="superscript"/>
               </w:rPr>
-              <w:t>5</w:t>
+              <w:t>6</w:t>
             </w:r>
             <w:r>
               <w:rPr>
@@ -5276,7 +5276,7 @@
                 <w:color w:val="1A1A1A"/>
                 <w:sz w:val="18"/>
               </w:rPr>
-              <w:t>. Is his expression equal to 2,000,000? Is it scientific notation? Explain.</w:t>
+              <w:t>. Is his expression equal to 70,000,000? Is it scientific notation? Explain.</w:t>
             </w:r>
           </w:p>
         </w:tc>
@@ -5307,7 +5307,7 @@
                 <w:color w:val="9E1B32"/>
                 <w:sz w:val="18"/>
               </w:rPr>
-              <w:t>Equal, yes. Scientific notation, no: 20 is not less than 10. 2 × 10</w:t>
+              <w:t>Equal, yes. Scientific notation, no: 70 is not less than 10. 7 × 10</w:t>
             </w:r>
             <w:r>
               <w:rPr>
@@ -5317,7 +5317,7 @@
                 <w:sz w:val="18"/>
                 <w:vertAlign w:val="superscript"/>
               </w:rPr>
-              <w:t>6</w:t>
+              <w:t>7</w:t>
             </w:r>
             <w:r>
               <w:rPr>
@@ -5689,7 +5689,7 @@
                 <w:color w:val="1A1A1A"/>
                 <w:sz w:val="21"/>
               </w:rPr>
-              <w:t xml:space="preserve">  Board 9 is written work and it is the exit evidence: the student has to say both things — equal in value, and not in scientific notation — and give 2 × 10</w:t>
+              <w:t xml:space="preserve">  Board 9 is written work and it is the exit evidence: the student has to say both things — equal in value, and not in scientific notation — and give 7 × 10</w:t>
             </w:r>
             <w:r>
               <w:rPr>
@@ -5699,7 +5699,7 @@
                 <w:sz w:val="21"/>
                 <w:vertAlign w:val="superscript"/>
               </w:rPr>
-              <w:t>6</w:t>
+              <w:t>7</w:t>
             </w:r>
             <w:r>
               <w:rPr>
